--- a/dist/downloads/manuscripts_vi/p8_pacific_sids_vi.docx
+++ b/dist/downloads/manuscripts_vi/p8_pacific_sids_vi.docx
@@ -111,7 +111,7 @@
         <w:pStyle w:val="FirstParagraph"/>
       </w:pPr>
       <w:r>
-        <w:t xml:space="preserve">Giả thuyết hình chữ U ngược giữa cường độ quốc tế hóa và hiệu quả doanh nghiệp (I→P) dựa trên ba điều kiện tiền đề cấu trúc: thị trường nội địa khả thi, chi phí thương mại có thể quản lý được, và hỗ trợ thể chế có chức năng. Chúng tôi lập luận rằng khi cả ba điều kiện này đồng thời vắng mặt — như ở các Quốc đảo nhỏ đang phát triển (Small Island Developing States — SIDS) ở Thái Bình Dương — mô hình phi tuyến tính kỳ vọng sụp đổ thành quan hệ âm đơn điệu mà chúng tôi gọi là</w:t>
+        <w:t xml:space="preserve">Giả thuyết hình chữ U ngược giữa cường độ quốc tế hóa và hiệu quả doanh nghiệp (I-P) dựa trên ba điều kiện tiền đề cấu trúc: thị trường nội địa khả thi, chi phí thương mại có thể quản lý được, và hỗ trợ thể chế có chức năng. Chúng tôi lập luận rằng khi cả ba điều kiện này đồng thời vắng mặt — như ở các Quốc đảo nhỏ đang phát triển (Small Island Developing States — SIDS) ở Thái Bình Dương — mô hình phi tuyến tính kỳ vọng sụp đổ thành quan hệ âm đơn điệu mà chúng tôi gọi là</w:t>
       </w:r>
       <w:r>
         <w:t xml:space="preserve"> </w:t>
@@ -148,7 +148,7 @@
         <w:pStyle w:val="BodyText"/>
       </w:pPr>
       <w:r>
-        <w:t xml:space="preserve">Năng lực công nghệ và mức độ áp dụng số — cả hai đều là biến điều tiết có ý nghĩa trong bối cảnh châu Á đại lục — không có ý nghĩa thống kê trong môi trường SIDS. Kết quả này phù hợp với cơ chế FIP: khi các điều kiện tiền đề cấu trúc vắng mặt, năng lực cấp doanh nghiệp không thể chuyển hướng quan hệ I→P sang vùng dương.</w:t>
+        <w:t xml:space="preserve">Năng lực công nghệ và mức độ áp dụng số — cả hai đều là biến điều tiết có ý nghĩa trong bối cảnh châu Á đại lục — không có ý nghĩa thống kê trong môi trường SIDS. Kết quả này phù hợp với cơ chế FIP: khi các điều kiện tiền đề cấu trúc vắng mặt, năng lực cấp doanh nghiệp không thể chuyển hướng quan hệ I-P sang vùng dương.</w:t>
       </w:r>
     </w:p>
     <w:p>
@@ -185,7 +185,7 @@
         <w:pStyle w:val="Compact"/>
       </w:pPr>
       <w:r>
-        <w:t xml:space="preserve">FIP được định nghĩa là quan hệ âm đơn điệu của I→P khi ba điều kiện tiền đề cấu trúc đồng thời vắng mặt.</w:t>
+        <w:t xml:space="preserve">FIP được định nghĩa là quan hệ âm đơn điệu của I-P khi ba điều kiện tiền đề cấu trúc đồng thời vắng mặt.</w:t>
       </w:r>
     </w:p>
     <w:p>
@@ -233,7 +233,7 @@
         <w:pStyle w:val="Compact"/>
       </w:pPr>
       <w:r>
-        <w:t xml:space="preserve">Năng lực công nghệ (TCI) và áp dụng số (DAI) không điều tiết được quan hệ I→P trong môi trường SIDS.</w:t>
+        <w:t xml:space="preserve">Năng lực công nghệ (TCI) và áp dụng số (DAI) không điều tiết được quan hệ I-P trong môi trường SIDS.</w:t>
       </w:r>
     </w:p>
     <w:p>
@@ -279,7 +279,7 @@
         <w:pStyle w:val="FirstParagraph"/>
       </w:pPr>
       <w:r>
-        <w:t xml:space="preserve">Quan hệ giữa quốc tế hóa và hiệu quả doanh nghiệp (I→P) là một trong những quy luật thực nghiệm gây tranh luận nhiều nhất trong nghiên cứu kinh doanh quốc tế (international business — IB). Các phân tích tổng hợp nhất quán báo cáo tác động dương tích cực trung bình (Kirca et al., 2011; Bausch &amp; Krist, 2007), nhưng phương sai giữa các nghiên cứu rất lớn và không đồng nhất — đây là lời mời để khảo sát các</w:t>
+        <w:t xml:space="preserve">Quan hệ giữa quốc tế hóa và hiệu quả doanh nghiệp (I-P) là một trong những quy luật thực nghiệm gây tranh luận nhiều nhất trong nghiên cứu kinh doanh quốc tế (international business — IB). Các phân tích tổng hợp nhất quán báo cáo tác động dương tích cực trung bình (Kirca et al., 2011; Bausch &amp; Krist, 2007), nhưng phương sai giữa các nghiên cứu rất lớn và không đồng nhất — đây là lời mời để khảo sát các</w:t>
       </w:r>
       <w:r>
         <w:t xml:space="preserve"> </w:t>
@@ -327,7 +327,7 @@
         <w:t xml:space="preserve"> </w:t>
       </w:r>
       <w:r>
-        <w:t xml:space="preserve">của quan hệ I→P, không làm thay đổi hình dạng cơ bản hay dấu hiệu của quan hệ đó.</w:t>
+        <w:t xml:space="preserve">của quan hệ I-P, không làm thay đổi hình dạng cơ bản hay dấu hiệu của quan hệ đó.</w:t>
       </w:r>
     </w:p>
     <w:p>
@@ -366,7 +366,7 @@
         <w:pStyle w:val="FirstParagraph"/>
       </w:pPr>
       <w:r>
-        <w:t xml:space="preserve">SIDS đại diện cho bối cảnh có tính cực đoan về lý thuyết nhưng lại thiếu hụt về mặt nghiên cứu thực nghiệm trong lĩnh vực I→P. Các nền kinh tế này được đặc trưng bởi thị trường nội địa cực nhỏ (Tonga: 104.000 dân; Kiribati: 121.000 dân), cô lập địa lý cực đoan làm khuếch đại chi phí thương mại lên 30–210% (Winters &amp; Martins, 2004), và khoảng trống thể chế toàn diện hạn chế khả năng chiếm đoạt lợi nhuận của doanh nghiệp từ các hoạt động quốc tế (Briguglio, 1995; Khanna &amp; Palepu, 2010).</w:t>
+        <w:t xml:space="preserve">SIDS đại diện cho bối cảnh có tính cực đoan về lý thuyết nhưng lại thiếu hụt về mặt nghiên cứu thực nghiệm trong lĩnh vực I-P. Các nền kinh tế này được đặc trưng bởi thị trường nội địa cực nhỏ (Tonga: 104.000 dân; Kiribati: 121.000 dân), cô lập địa lý cực đoan làm khuếch đại chi phí thương mại lên 30–210% (Winters &amp; Martins, 2004), và khoảng trống thể chế toàn diện hạn chế khả năng chiếm đoạt lợi nhuận của doanh nghiệp từ các hoạt động quốc tế (Briguglio, 1995; Khanna &amp; Palepu, 2010).</w:t>
       </w:r>
     </w:p>
     <w:p>
@@ -398,7 +398,7 @@
         <w:t xml:space="preserve"> </w:t>
       </w:r>
       <w:r>
-        <w:t xml:space="preserve">quốc tế hóa như một chiến lược tăng trưởng; đối với nhiều doanh nghiệp, xuất khẩu là mệnh lệnh cấu trúc được quy định bởi sự bất khả thi của việc đạt quy mô hiệu quả tối thiểu trong nước. Sự bắt buộc này — quốc tế hóa vì sinh tồn — thay đổi cơ bản logic của quan hệ I→P.</w:t>
+        <w:t xml:space="preserve">quốc tế hóa như một chiến lược tăng trưởng; đối với nhiều doanh nghiệp, xuất khẩu là mệnh lệnh cấu trúc được quy định bởi sự bất khả thi của việc đạt quy mô hiệu quả tối thiểu trong nước. Sự bắt buộc này — quốc tế hóa vì sinh tồn — thay đổi cơ bản logic của quan hệ I-P.</w:t>
       </w:r>
     </w:p>
     <w:bookmarkEnd w:id="23"/>
@@ -424,7 +424,7 @@
         <w:pStyle w:val="BodyText"/>
       </w:pPr>
       <w:r>
-        <w:t xml:space="preserve">Thứ hai, chúng tôi cung cấp bằng chứng thực nghiệm từ 1.469 doanh nghiệp thuộc chín nền kinh tế SIDS Thái Bình Dương bằng dữ liệu WBES — phân tích I→P cấp doanh nghiệp toàn diện nhất tại SIDS Thái Bình Dương cho đến nay.</w:t>
+        <w:t xml:space="preserve">Thứ hai, chúng tôi cung cấp bằng chứng thực nghiệm từ 1.469 doanh nghiệp thuộc chín nền kinh tế SIDS Thái Bình Dương bằng dữ liệu WBES — phân tích I-P cấp doanh nghiệp toàn diện nhất tại SIDS Thái Bình Dương cho đến nay.</w:t>
       </w:r>
     </w:p>
     <w:p>
@@ -441,7 +441,7 @@
         <w:t xml:space="preserve">“</w:t>
       </w:r>
       <w:r>
-        <w:t xml:space="preserve">điều tiết thể chế của quan hệ I→P</w:t>
+        <w:t xml:space="preserve">điều tiết thể chế của quan hệ I-P</w:t>
       </w:r>
       <w:r>
         <w:t xml:space="preserve">”</w:t>
@@ -459,7 +459,7 @@
         <w:t xml:space="preserve">“</w:t>
       </w:r>
       <w:r>
-        <w:t xml:space="preserve">quyết định thể chế về dấu của quan hệ I→P.</w:t>
+        <w:t xml:space="preserve">quyết định thể chế về dấu của quan hệ I-P.</w:t>
       </w:r>
       <w:r>
         <w:t xml:space="preserve">”</w:t>
@@ -505,7 +505,7 @@
         <w:pStyle w:val="FirstParagraph"/>
       </w:pPr>
       <w:r>
-        <w:t xml:space="preserve">Giả thuyết hình chữ U ngược trong nghiên cứu I→P xuất phát từ logic chi phí-lợi ích: khi doanh nghiệp mở rộng sang thị trường nước ngoài, các tác động dương ban đầu (kinh tế quy mô, thu nhận kiến thức, đa dạng hóa thị trường) ban đầu chiếm ưu thế, nhưng vượt qua một ngưỡng nhất định, độ phức tạp tổ chức ngày càng tăng, chi phí phối hợp, và trách nhiệm ngoại lai đảo ngược quỹ đạo hiệu quả (Lu &amp; Beamish, 2004; Hitt, Hoskisson, &amp; Kim, 1997). Điểm ngưỡng — thường được ước tính trong khoảng 30% đến 70% doanh số nước ngoài trên tổng doanh số (cường độ xuất khẩu — Foreign Sales to Total Sales — FSTS) — đại diện cho điểm tại đó chi phí biên bằng lợi ích biên của quốc tế hóa tiếp theo.</w:t>
+        <w:t xml:space="preserve">Giả thuyết hình chữ U ngược trong nghiên cứu I-P xuất phát từ logic chi phí-lợi ích: khi doanh nghiệp mở rộng sang thị trường nước ngoài, các tác động dương ban đầu (kinh tế quy mô, thu nhận kiến thức, đa dạng hóa thị trường) ban đầu chiếm ưu thế, nhưng vượt qua một ngưỡng nhất định, độ phức tạp tổ chức ngày càng tăng, chi phí phối hợp, và trách nhiệm ngoại lai đảo ngược quỹ đạo hiệu quả (Lu &amp; Beamish, 2004; Hitt, Hoskisson, &amp; Kim, 1997). Điểm ngưỡng — thường được ước tính trong khoảng 30% đến 70% doanh số nước ngoài trên tổng doanh số (cường độ xuất khẩu — Foreign Sales to Total Sales — FSTS) — đại diện cho điểm tại đó chi phí biên bằng lợi ích biên của quốc tế hóa tiếp theo.</w:t>
       </w:r>
     </w:p>
     <w:p>
@@ -549,7 +549,7 @@
         <w:t xml:space="preserve"> </w:t>
       </w:r>
       <w:r>
-        <w:t xml:space="preserve">làm cơ sở cho hầu hết các mô hình I→P bị phá vỡ.</w:t>
+        <w:t xml:space="preserve">làm cơ sở cho hầu hết các mô hình I-P bị phá vỡ.</w:t>
       </w:r>
     </w:p>
     <w:p>
@@ -585,7 +585,7 @@
         <w:t xml:space="preserve"> </w:t>
       </w:r>
       <w:r>
-        <w:t xml:space="preserve">Cả lý thuyết thể chế (Scott, 1995; North, 1990) và văn liệu khoảng trống thể chế (Khanna &amp; Palepu, 2010; Doh et al., 2017) đều coi chất lượng thể chế hỗ trợ thị trường là biến điều tiết cường độ quan hệ I→P. Điều này giả định rằng thể chế biến thiên trên một thang liên tục nơi tồn tại một mức hỗ trợ chức năng nhất định ngay cả ở mức thấp nhất. Khoảng trống thể chế toàn diện — thiếu vắng các trung gian tài chính, thực thi hợp đồng không đáng tin cậy, hạ tầng thuận lợi thương mại hạn chế — không chỉ làm suy yếu đường cong hình chữ U ngược; chúng có thể loại bỏ hoàn toàn cơ chế tạo ra lợi nhuận dương từ quốc tế hóa.</w:t>
+        <w:t xml:space="preserve">Cả lý thuyết thể chế (Scott, 1995; North, 1990) và văn liệu khoảng trống thể chế (Khanna &amp; Palepu, 2010; Doh et al., 2017) đều coi chất lượng thể chế hỗ trợ thị trường là biến điều tiết cường độ quan hệ I-P. Điều này giả định rằng thể chế biến thiên trên một thang liên tục nơi tồn tại một mức hỗ trợ chức năng nhất định ngay cả ở mức thấp nhất. Khoảng trống thể chế toàn diện — thiếu vắng các trung gian tài chính, thực thi hợp đồng không đáng tin cậy, hạ tầng thuận lợi thương mại hạn chế — không chỉ làm suy yếu đường cong hình chữ U ngược; chúng có thể loại bỏ hoàn toàn cơ chế tạo ra lợi nhuận dương từ quốc tế hóa.</w:t>
       </w:r>
     </w:p>
     <w:bookmarkEnd w:id="26"/>
@@ -780,15 +780,15 @@
         <w:pStyle w:val="FirstParagraph"/>
       </w:pPr>
       <w:r>
-        <w:t xml:space="preserve">Trong bối cảnh châu Á đại lục và các bối cảnh thể chế khác, năng lực cấp doanh nghiệp điều tiết quan hệ I→P. Chỉ số năng lực công nghệ (Technological Capability Index — TCI) (Lall, 1992; Goedhuys &amp; Sleuwaegen, 2013) và Chỉ số áp dụng số (Digital Adoption Index — DAI) (Teece, 2007) được chứng minh là dịch chuyển đường cong I→P lên phía trên — cho phép doanh nghiệp đạt hiệu quả tốt hơn ở bất kỳ mức độ quốc tế hóa nào — và thay đổi điểm ngưỡng. Cơ chế lý thuyết là các năng lực làm giảm chi phí phức tạp tổ chức ở phần giảm dần của hình chữ U ngược.</w:t>
-      </w:r>
-    </w:p>
-    <w:p>
-      <w:pPr>
-        <w:pStyle w:val="BodyText"/>
-      </w:pPr>
-      <w:r>
-        <w:t xml:space="preserve">Trong bối cảnh FIP, cơ chế điều tiết này có thể bị suy giảm. Nếu quan hệ I→P âm xuất phát từ các điều kiện cấu trúc (thị trường nội địa không khả thi, chi phí thương mại cực cao, khoảng trống thể chế) thay vì từ sự phức tạp tổ chức, thì các năng lực cấp doanh nghiệp giải quyết sự phức tạp tổ chức sẽ không chuyển hướng quan hệ này. Một doanh nghiệp SIDS với năng lực công nghệ vượt trội vẫn phải đối mặt với mức khuếch đại chi phí thương mại 30–210%; một doanh nghiệp SIDS có trang web vẫn phải đối mặt với sự vắng mặt của các trung gian tài chính có chức năng cho tài trợ thương mại. Cơ chế cấu trúc tạo ra FIP hoạt động ở mức độ mà các năng lực cấp doanh nghiệp không thể dễ dàng bù đắp.</w:t>
+        <w:t xml:space="preserve">Trong bối cảnh châu Á đại lục và các bối cảnh thể chế khác, năng lực cấp doanh nghiệp điều tiết quan hệ I-P. Chỉ số năng lực công nghệ (Technological Capability Index — TCI) (Lall, 1992; Goedhuys &amp; Sleuwaegen, 2013) và Chỉ số áp dụng số (Digital Adoption Index — DAI) (Teece, 2007) được chứng minh là dịch chuyển đường cong I-P lên phía trên — cho phép doanh nghiệp đạt hiệu quả tốt hơn ở bất kỳ mức độ quốc tế hóa nào — và thay đổi điểm ngưỡng. Cơ chế lý thuyết là các năng lực làm giảm chi phí phức tạp tổ chức ở phần giảm dần của hình chữ U ngược.</w:t>
+      </w:r>
+    </w:p>
+    <w:p>
+      <w:pPr>
+        <w:pStyle w:val="BodyText"/>
+      </w:pPr>
+      <w:r>
+        <w:t xml:space="preserve">Trong bối cảnh FIP, cơ chế điều tiết này có thể bị suy giảm. Nếu quan hệ I-P âm xuất phát từ các điều kiện cấu trúc (thị trường nội địa không khả thi, chi phí thương mại cực cao, khoảng trống thể chế) thay vì từ sự phức tạp tổ chức, thì các năng lực cấp doanh nghiệp giải quyết sự phức tạp tổ chức sẽ không chuyển hướng quan hệ này. Một doanh nghiệp SIDS với năng lực công nghệ vượt trội vẫn phải đối mặt với mức khuếch đại chi phí thương mại 30–210%; một doanh nghiệp SIDS có trang web vẫn phải đối mặt với sự vắng mặt của các trung gian tài chính có chức năng cho tài trợ thương mại. Cơ chế cấu trúc tạo ra FIP hoạt động ở mức độ mà các năng lực cấp doanh nghiệp không thể dễ dàng bù đắp.</w:t>
       </w:r>
     </w:p>
     <w:p>
@@ -993,7 +993,7 @@
         <w:t xml:space="preserve"> </w:t>
       </w:r>
       <w:r>
-        <w:t xml:space="preserve">Quy mô doanh nghiệp là logarithm tự nhiên của số lao động thường xuyên (ln_size, từ l1). Tuổi doanh nghiệp là năm khảo sát trừ năm thành lập (b5). Tỷ lệ sở hữu nước ngoài (foreign_own_pct) là tỷ lệ phần trăm vốn chủ sở hữu doanh nghiệp do các thực thể nước ngoài nắm giữ (b2b). Đây là các biến kiểm soát tiêu chuẩn trong nghiên cứu I→P cấp doanh nghiệp (Hitt et al., 1997; Lu &amp; Beamish, 2004).</w:t>
+        <w:t xml:space="preserve">Quy mô doanh nghiệp là logarithm tự nhiên của số lao động thường xuyên (ln_size, từ l1). Tuổi doanh nghiệp là năm khảo sát trừ năm thành lập (b5). Tỷ lệ sở hữu nước ngoài (foreign_own_pct) là tỷ lệ phần trăm vốn chủ sở hữu doanh nghiệp do các thực thể nước ngoài nắm giữ (b2b). Đây là các biến kiểm soát tiêu chuẩn trong nghiên cứu I-P cấp doanh nghiệp (Hitt et al., 1997; Lu &amp; Beamish, 2004).</w:t>
       </w:r>
     </w:p>
     <w:p>
@@ -1700,7 +1700,7 @@
         <w:t xml:space="preserve"> </w:t>
       </w:r>
       <w:r>
-        <w:t xml:space="preserve">ln_LP_it = α + β₁ FSTS_c_it + γ·X_it + δ_c + λ_t + ε_it</w:t>
+        <w:t xml:space="preserve">ln_LP_it = α + β₁ FSTS_c_it + γ, X_it + δ_c + λ_t + ε_it</w:t>
       </w:r>
     </w:p>
     <w:p>
@@ -1721,7 +1721,7 @@
         <w:t xml:space="preserve"> </w:t>
       </w:r>
       <w:r>
-        <w:t xml:space="preserve">ln_LP_it = α + β₁ FSTS_c_it + β₂ FSTS_c²_it + γ·X_it + δ_c + λ_t + ε_it</w:t>
+        <w:t xml:space="preserve">ln_LP_it = α + β₁ FSTS_c_it + β₂ FSTS_c²_it + γ, X_it + δ_c + λ_t + ε_it</w:t>
       </w:r>
     </w:p>
     <w:p>
@@ -1742,7 +1742,7 @@
         <w:t xml:space="preserve"> </w:t>
       </w:r>
       <w:r>
-        <w:t xml:space="preserve">ln_LP_it = α + β₁ FSTS_c_it + β₂ FSTS_c²_it + β₃ TCI_z_it + β₄ DAI_z_it + γ·X_it + δ_c + λ_t + ε_it</w:t>
+        <w:t xml:space="preserve">ln_LP_it = α + β₁ FSTS_c_it + β₂ FSTS_c²_it + β₃ TCI_z_it + β₄ DAI_z_it + γ, X_it + δ_c + λ_t + ε_it</w:t>
       </w:r>
     </w:p>
     <w:p>
@@ -2023,7 +2023,7 @@
         <w:t xml:space="preserve"> </w:t>
       </w:r>
       <w:r>
-        <w:t xml:space="preserve">đưa vào hạng tử bậc hai FSTS_c² để kiểm tra liệu quan hệ I→P âm có cuối cùng bị đảo ngược hay không — tức là liệu có mô hình hình chữ U ngược nào với phần dương nằm dưới phạm vi dữ liệu của chúng tôi không.</w:t>
+        <w:t xml:space="preserve">đưa vào hạng tử bậc hai FSTS_c² để kiểm tra liệu quan hệ I-P âm có cuối cùng bị đảo ngược hay không — tức là liệu có mô hình hình chữ U ngược nào với phần dương nằm dưới phạm vi dữ liệu của chúng tôi không.</w:t>
       </w:r>
     </w:p>
     <w:p>
@@ -2513,7 +2513,7 @@
         <w:pStyle w:val="BodyText"/>
       </w:pPr>
       <w:r>
-        <w:t xml:space="preserve">Các kết quả này nhất quán với H2 (không điều tiết): Chỉ số năng lực công nghệ (TCI_z: β = +0,058, SE = 0,085, p = 0,495) và Chỉ số áp dụng số (DAI_z: β = +0,062, SE = 0,073, p = 0,402) không điều tiết có ý nghĩa thống kê quan hệ I→P trong SIDS Thái Bình Dương. Điều này nhất quán với cơ chế FIP áp đảo các tác động năng lực trong các nền kinh tế SIDS bị ràng buộc về mặt cấu trúc.</w:t>
+        <w:t xml:space="preserve">Các kết quả này nhất quán với H2 (không điều tiết): Chỉ số năng lực công nghệ (TCI_z: β = +0,058, SE = 0,085, p = 0,495) và Chỉ số áp dụng số (DAI_z: β = +0,062, SE = 0,073, p = 0,402) không điều tiết có ý nghĩa thống kê quan hệ I-P trong SIDS Thái Bình Dương. Điều này nhất quán với cơ chế FIP áp đảo các tác động năng lực trong các nền kinh tế SIDS bị ràng buộc về mặt cấu trúc.</w:t>
       </w:r>
     </w:p>
     <w:p>
@@ -2592,7 +2592,7 @@
         <w:pStyle w:val="FirstParagraph"/>
       </w:pPr>
       <w:r>
-        <w:t xml:space="preserve">Phát hiện trung tâm của chúng tôi là quan hệ I→P hình chữ U ngược không thỏa mãn trong SIDS Thái Bình Dương. Thay vì mô hình phi tuyến tính với giai đoạn dương, chúng tôi quan sát quan hệ âm đơn điệu tồn tại qua bốn đặc tả mô hình hóa và mạnh hơn trong số các nhà xuất khẩu thực sự so với toàn mẫu. Điều này không nhất quán với dự báo hình chữ U ngược (Lu &amp; Beamish, 2004) và đường cong S ba giai đoạn (Contractor et al., 2003), cả hai đều dự báo ít nhất một phạm vi nào đó của quan hệ quốc tế hóa–hiệu quả dương.</w:t>
+        <w:t xml:space="preserve">Phát hiện trung tâm của chúng tôi là quan hệ I-P hình chữ U ngược không thỏa mãn trong SIDS Thái Bình Dương. Thay vì mô hình phi tuyến tính với giai đoạn dương, chúng tôi quan sát quan hệ âm đơn điệu tồn tại qua bốn đặc tả mô hình hóa và mạnh hơn trong số các nhà xuất khẩu thực sự so với toàn mẫu. Điều này không nhất quán với dự báo hình chữ U ngược (Lu &amp; Beamish, 2004) và đường cong S ba giai đoạn (Contractor et al., 2003), cả hai đều dự báo ít nhất một phạm vi nào đó của quan hệ quốc tế hóa–hiệu quả dương.</w:t>
       </w:r>
     </w:p>
     <w:p>
@@ -2655,7 +2655,7 @@
         <w:t xml:space="preserve"> </w:t>
       </w:r>
       <w:r>
-        <w:t xml:space="preserve">quan hệ I→P (Marano et al., 2016) là trường hợp đặc biệt của một quan hệ lý thuyết tổng quát hơn: khi các điều kiện thể chế vượt qua ngưỡng cấu trúc từ</w:t>
+        <w:t xml:space="preserve">quan hệ I-P (Marano et al., 2016) là trường hợp đặc biệt của một quan hệ lý thuyết tổng quát hơn: khi các điều kiện thể chế vượt qua ngưỡng cấu trúc từ</w:t>
       </w:r>
       <w:r>
         <w:t xml:space="preserve"> </w:t>
@@ -2691,7 +2691,7 @@
         <w:t xml:space="preserve"> </w:t>
       </w:r>
       <w:r>
-        <w:t xml:space="preserve">dấu — không chỉ biên độ — của quan hệ I→P đảo ngược.</w:t>
+        <w:t xml:space="preserve">dấu — không chỉ biên độ — của quan hệ I-P đảo ngược.</w:t>
       </w:r>
     </w:p>
     <w:bookmarkEnd w:id="43"/>
@@ -2709,7 +2709,7 @@
         <w:pStyle w:val="FirstParagraph"/>
       </w:pPr>
       <w:r>
-        <w:t xml:space="preserve">FIP đại diện cho sự chuyển dịch định tính trong cách chúng tôi khái niệm hóa các tác động thể chế lên quan hệ I→P. Hầu hết các lý thuyết hóa trước đây coi các tác động thể chế là các điều chỉnh liên tục của hình dạng và vị trí đường cong hình chữ U ngược: chất lượng thể chế cao hơn dịch chuyển FSTS tối ưu lên phía trên, mở rộng phạm vi dương, hoặc nâng cao mức hiệu quả đỉnh (Marano et al., 2016; Hitt et al., 1997). Đây là sự thay đổi về</w:t>
+        <w:t xml:space="preserve">FIP đại diện cho sự chuyển dịch định tính trong cách chúng tôi khái niệm hóa các tác động thể chế lên quan hệ I-P. Hầu hết các lý thuyết hóa trước đây coi các tác động thể chế là các điều chỉnh liên tục của hình dạng và vị trí đường cong hình chữ U ngược: chất lượng thể chế cao hơn dịch chuyển FSTS tối ưu lên phía trên, mở rộng phạm vi dương, hoặc nâng cao mức hiệu quả đỉnh (Marano et al., 2016; Hitt et al., 1997). Đây là sự thay đổi về</w:t>
       </w:r>
       <w:r>
         <w:t xml:space="preserve"> </w:t>
@@ -2743,7 +2743,7 @@
         <w:t xml:space="preserve">loại</w:t>
       </w:r>
       <w:r>
-        <w:t xml:space="preserve">: ở cực đoan của phổ thể chế — nơi tất cả ba điều kiện tiền đề cấu trúc đồng thời vắng mặt — hình thức hàm I→P không phải là hình chữ U ngược được sửa đổi mà là một mô hình định tính khác (quan hệ âm đơn điệu). Điều này mở rộng vốn từ lý thuyết của nghiên cứu IB vượt ra ngoài</w:t>
+        <w:t xml:space="preserve">: ở cực đoan của phổ thể chế — nơi tất cả ba điều kiện tiền đề cấu trúc đồng thời vắng mặt — hình thức hàm I-P không phải là hình chữ U ngược được sửa đổi mà là một mô hình định tính khác (quan hệ âm đơn điệu). Điều này mở rộng vốn từ lý thuyết của nghiên cứu IB vượt ra ngoài</w:t>
       </w:r>
       <w:r>
         <w:t xml:space="preserve"> </w:t>
@@ -2779,15 +2779,15 @@
         <w:t xml:space="preserve"> </w:t>
       </w:r>
       <w:r>
-        <w:t xml:space="preserve">của quan hệ I→P.</w:t>
-      </w:r>
-    </w:p>
-    <w:p>
-      <w:pPr>
-        <w:pStyle w:val="BodyText"/>
-      </w:pPr>
-      <w:r>
-        <w:t xml:space="preserve">Phát hiện này kết nối với câu hỏi rộng hơn về điều kiện biên trong lý thuyết IB (Verbeke &amp; Brugman, 2018; Hennart, 2007). Nếu các lý thuyết I→P chính lưu được rút ra từ các mẫu nền kinh tế nơi các điều kiện tiền đề cấu trúc được thỏa mãn rộng rãi, những lý thuyết đó có thể không áp dụng một cách hệ thống cho bối cảnh SIDS — không chỉ cần điều chỉnh, mà đại diện cho một chế độ lý thuyết định tính khác. FIP cung cấp một nhãn hiệu có cơ sở lý thuyết cho chế độ thay thế đó.</w:t>
+        <w:t xml:space="preserve">của quan hệ I-P.</w:t>
+      </w:r>
+    </w:p>
+    <w:p>
+      <w:pPr>
+        <w:pStyle w:val="BodyText"/>
+      </w:pPr>
+      <w:r>
+        <w:t xml:space="preserve">Phát hiện này kết nối với câu hỏi rộng hơn về điều kiện biên trong lý thuyết IB (Verbeke &amp; Brugman, 2018; Hennart, 2007). Nếu các lý thuyết I-P chính lưu được rút ra từ các mẫu nền kinh tế nơi các điều kiện tiền đề cấu trúc được thỏa mãn rộng rãi, những lý thuyết đó có thể không áp dụng một cách hệ thống cho bối cảnh SIDS — không chỉ cần điều chỉnh, mà đại diện cho một chế độ lý thuyết định tính khác. FIP cung cấp một nhãn hiệu có cơ sở lý thuyết cho chế độ thay thế đó.</w:t>
       </w:r>
     </w:p>
     <w:bookmarkEnd w:id="44"/>
@@ -2805,7 +2805,7 @@
         <w:pStyle w:val="FirstParagraph"/>
       </w:pPr>
       <w:r>
-        <w:t xml:space="preserve">Kết quả null cho TCI_z và DAI_z trong M3 thêm chiều thứ hai vào lý thuyết FIP. Trong các bối cảnh châu Á đại lục — Việt Nam, Singapore, Trung Quốc, và các mẫu đa quốc gia — Chỉ số năng lực công nghệ (TCI) và Chỉ số áp dụng số (DAI) là các biến điều tiết có ý nghĩa thống kê của quan hệ I→P (Goedhuys &amp; Sleuwaegen, 2013; Teece, 2007). Tại sao chúng null trong SIDS?</w:t>
+        <w:t xml:space="preserve">Kết quả null cho TCI_z và DAI_z trong M3 thêm chiều thứ hai vào lý thuyết FIP. Trong các bối cảnh châu Á đại lục — Việt Nam, Singapore, Trung Quốc, và các mẫu đa quốc gia — Chỉ số năng lực công nghệ (TCI) và Chỉ số áp dụng số (DAI) là các biến điều tiết có ý nghĩa thống kê của quan hệ I-P (Goedhuys &amp; Sleuwaegen, 2013; Teece, 2007). Tại sao chúng null trong SIDS?</w:t>
       </w:r>
     </w:p>
     <w:p>
@@ -3114,7 +3114,7 @@
         <w:t xml:space="preserve">“</w:t>
       </w:r>
       <w:r>
-        <w:t xml:space="preserve">điều tiết thể chế cường độ I→P</w:t>
+        <w:t xml:space="preserve">điều tiết thể chế cường độ I-P</w:t>
       </w:r>
       <w:r>
         <w:t xml:space="preserve">”</w:t>
@@ -3132,7 +3132,7 @@
         <w:t xml:space="preserve">“</w:t>
       </w:r>
       <w:r>
-        <w:t xml:space="preserve">quyết định thể chế dấu I→P,</w:t>
+        <w:t xml:space="preserve">quyết định thể chế dấu I-P,</w:t>
       </w:r>
       <w:r>
         <w:t xml:space="preserve">”</w:t>

--- a/dist/downloads/manuscripts_vi/p8_pacific_sids_vi.docx
+++ b/dist/downloads/manuscripts_vi/p8_pacific_sids_vi.docx
@@ -5545,43 +5545,43 @@
               <w:jc w:val="left"/>
             </w:pPr>
             <w:r>
-              <w:t xml:space="preserve">✓</w:t>
-            </w:r>
-          </w:p>
-        </w:tc>
-        <w:tc>
-          <w:tcPr/>
-          <w:p>
-            <w:pPr>
-              <w:pStyle w:val="Compact"/>
-              <w:jc w:val="left"/>
-            </w:pPr>
-            <w:r>
-              <w:t xml:space="preserve">✓</w:t>
-            </w:r>
-          </w:p>
-        </w:tc>
-        <w:tc>
-          <w:tcPr/>
-          <w:p>
-            <w:pPr>
-              <w:pStyle w:val="Compact"/>
-              <w:jc w:val="left"/>
-            </w:pPr>
-            <w:r>
-              <w:t xml:space="preserve">✓</w:t>
-            </w:r>
-          </w:p>
-        </w:tc>
-        <w:tc>
-          <w:tcPr/>
-          <w:p>
-            <w:pPr>
-              <w:pStyle w:val="Compact"/>
-              <w:jc w:val="left"/>
-            </w:pPr>
-            <w:r>
-              <w:t xml:space="preserve">✓</w:t>
+              <w:t xml:space="preserve">Có</w:t>
+            </w:r>
+          </w:p>
+        </w:tc>
+        <w:tc>
+          <w:tcPr/>
+          <w:p>
+            <w:pPr>
+              <w:pStyle w:val="Compact"/>
+              <w:jc w:val="left"/>
+            </w:pPr>
+            <w:r>
+              <w:t xml:space="preserve">Có</w:t>
+            </w:r>
+          </w:p>
+        </w:tc>
+        <w:tc>
+          <w:tcPr/>
+          <w:p>
+            <w:pPr>
+              <w:pStyle w:val="Compact"/>
+              <w:jc w:val="left"/>
+            </w:pPr>
+            <w:r>
+              <w:t xml:space="preserve">Có</w:t>
+            </w:r>
+          </w:p>
+        </w:tc>
+        <w:tc>
+          <w:tcPr/>
+          <w:p>
+            <w:pPr>
+              <w:pStyle w:val="Compact"/>
+              <w:jc w:val="left"/>
+            </w:pPr>
+            <w:r>
+              <w:t xml:space="preserve">Có</w:t>
             </w:r>
           </w:p>
         </w:tc>
@@ -5631,55 +5631,55 @@
               <w:jc w:val="left"/>
             </w:pPr>
             <w:r>
-              <w:t xml:space="preserve">✓</w:t>
-            </w:r>
-          </w:p>
-        </w:tc>
-        <w:tc>
-          <w:tcPr/>
-          <w:p>
-            <w:pPr>
-              <w:pStyle w:val="Compact"/>
-              <w:jc w:val="left"/>
-            </w:pPr>
-            <w:r>
-              <w:t xml:space="preserve">✓</w:t>
-            </w:r>
-          </w:p>
-        </w:tc>
-        <w:tc>
-          <w:tcPr/>
-          <w:p>
-            <w:pPr>
-              <w:pStyle w:val="Compact"/>
-              <w:jc w:val="left"/>
-            </w:pPr>
-            <w:r>
-              <w:t xml:space="preserve">✓</w:t>
-            </w:r>
-          </w:p>
-        </w:tc>
-        <w:tc>
-          <w:tcPr/>
-          <w:p>
-            <w:pPr>
-              <w:pStyle w:val="Compact"/>
-              <w:jc w:val="left"/>
-            </w:pPr>
-            <w:r>
-              <w:t xml:space="preserve">✓</w:t>
-            </w:r>
-          </w:p>
-        </w:tc>
-        <w:tc>
-          <w:tcPr/>
-          <w:p>
-            <w:pPr>
-              <w:pStyle w:val="Compact"/>
-              <w:jc w:val="left"/>
-            </w:pPr>
-            <w:r>
-              <w:t xml:space="preserve">✓</w:t>
+              <w:t xml:space="preserve">Có</w:t>
+            </w:r>
+          </w:p>
+        </w:tc>
+        <w:tc>
+          <w:tcPr/>
+          <w:p>
+            <w:pPr>
+              <w:pStyle w:val="Compact"/>
+              <w:jc w:val="left"/>
+            </w:pPr>
+            <w:r>
+              <w:t xml:space="preserve">Có</w:t>
+            </w:r>
+          </w:p>
+        </w:tc>
+        <w:tc>
+          <w:tcPr/>
+          <w:p>
+            <w:pPr>
+              <w:pStyle w:val="Compact"/>
+              <w:jc w:val="left"/>
+            </w:pPr>
+            <w:r>
+              <w:t xml:space="preserve">Có</w:t>
+            </w:r>
+          </w:p>
+        </w:tc>
+        <w:tc>
+          <w:tcPr/>
+          <w:p>
+            <w:pPr>
+              <w:pStyle w:val="Compact"/>
+              <w:jc w:val="left"/>
+            </w:pPr>
+            <w:r>
+              <w:t xml:space="preserve">Có</w:t>
+            </w:r>
+          </w:p>
+        </w:tc>
+        <w:tc>
+          <w:tcPr/>
+          <w:p>
+            <w:pPr>
+              <w:pStyle w:val="Compact"/>
+              <w:jc w:val="left"/>
+            </w:pPr>
+            <w:r>
+              <w:t xml:space="preserve">Có</w:t>
             </w:r>
           </w:p>
         </w:tc>

--- a/dist/downloads/manuscripts_vi/p8_pacific_sids_vi.docx
+++ b/dist/downloads/manuscripts_vi/p8_pacific_sids_vi.docx
@@ -416,7 +416,7 @@
         <w:pStyle w:val="FirstParagraph"/>
       </w:pPr>
       <w:r>
-        <w:t xml:space="preserve">Bài báo này có ba đóng góp vào văn liệu IB. Thứ nhất, chúng tôi giới thiệu và định nghĩa lý thuyết FIP như một điều kiện biên của mô hình hình chữ U ngược, phân biệt nó với các khái niệm liền kề bao gồm chi phí giai đoạn 1 trong lý thuyết ba giai đoạn (Contractor et al., 2003), Trách nhiệm ngoại lai (Liability of Foreignness — Zaheer, 1995), và khởi nghiệp bắt buộc (necessity entrepreneurship — Sarasvathy et al., 2014).</w:t>
+        <w:t xml:space="preserve">Bài báo này có ba đóng góp vào các nghiên cứu IB. Thứ nhất, chúng tôi giới thiệu và định nghĩa lý thuyết FIP như một điều kiện biên của mô hình hình chữ U ngược, phân biệt nó với các khái niệm liền kề bao gồm chi phí giai đoạn 1 trong lý thuyết ba giai đoạn (Contractor et al., 2003), Trách nhiệm ngoại lai (Liability of Foreignness — Zaheer, 1995), và khởi nghiệp bắt buộc (necessity entrepreneurship — Sarasvathy et al., 2014).</w:t>
       </w:r>
     </w:p>
     <w:p>
@@ -585,7 +585,7 @@
         <w:t xml:space="preserve"> </w:t>
       </w:r>
       <w:r>
-        <w:t xml:space="preserve">Cả lý thuyết thể chế (Scott, 1995; North, 1990) và văn liệu khoảng trống thể chế (Khanna &amp; Palepu, 2010; Doh et al., 2017) đều coi chất lượng thể chế hỗ trợ thị trường là biến điều tiết cường độ quan hệ I-P. Điều này giả định rằng thể chế biến thiên trên một thang liên tục nơi tồn tại một mức hỗ trợ chức năng nhất định ngay cả ở mức thấp nhất. Khoảng trống thể chế toàn diện — thiếu vắng các trung gian tài chính, thực thi hợp đồng không đáng tin cậy, hạ tầng thuận lợi thương mại hạn chế — không chỉ làm suy yếu đường cong hình chữ U ngược; chúng có thể loại bỏ hoàn toàn cơ chế tạo ra lợi nhuận dương từ quốc tế hóa.</w:t>
+        <w:t xml:space="preserve">Cả lý thuyết thể chế (Scott, 1995; North, 1990) và các nghiên cứu khoảng trống thể chế (Khanna &amp; Palepu, 2010; Doh et al., 2017) đều coi chất lượng thể chế hỗ trợ thị trường là biến điều tiết cường độ quan hệ I-P. Điều này giả định rằng thể chế biến thiên trên một thang liên tục nơi tồn tại một mức hỗ trợ chức năng nhất định ngay cả ở mức thấp nhất. Khoảng trống thể chế toàn diện — thiếu vắng các trung gian tài chính, thực thi hợp đồng không đáng tin cậy, hạ tầng thuận lợi thương mại hạn chế — không chỉ làm suy yếu đường cong hình chữ U ngược; chúng có thể loại bỏ hoàn toàn cơ chế tạo ra lợi nhuận dương từ quốc tế hóa.</w:t>
       </w:r>
     </w:p>
     <w:bookmarkEnd w:id="26"/>
@@ -2639,7 +2639,7 @@
         <w:t xml:space="preserve">có điều kiện</w:t>
       </w:r>
       <w:r>
-        <w:t xml:space="preserve">: nó thỏa mãn khi và bởi vì các điều kiện tiền đề cấu trúc được thỏa mãn. Phát hiện của văn liệu hiện có rằng chất lượng thể chế</w:t>
+        <w:t xml:space="preserve">: nó thỏa mãn khi và bởi vì các điều kiện tiền đề cấu trúc được thỏa mãn. Phát hiện của các nghiên cứu hiện có rằng chất lượng thể chế</w:t>
       </w:r>
       <w:r>
         <w:t xml:space="preserve"> </w:t>
@@ -2863,7 +2863,7 @@
         <w:pStyle w:val="BodyText"/>
       </w:pPr>
       <w:r>
-        <w:t xml:space="preserve">Các ước lượng điểm dương — mặc dù không có ý nghĩa thống kê — cho TCI_z và DAI_z gợi ý rằng các năng lực nâng cao mức năng suất chung (nhất quán với vai trò của chúng trong văn liệu rộng hơn), nhưng không thể điều chỉnh tính âm hướng của quan hệ FSTS–hiệu quả trong bối cảnh cấu trúc SIDS. Sự tinh tế này — các năng lực giúp mức, không phải độ dốc — có thể là một hướng nghiên cứu SIDS trong tương lai có tiềm năng.</w:t>
+        <w:t xml:space="preserve">Các ước lượng điểm dương — mặc dù không có ý nghĩa thống kê — cho TCI_z và DAI_z gợi ý rằng các năng lực nâng cao mức năng suất chung (nhất quán với vai trò của chúng trong các nghiên cứu rộng hơn), nhưng không thể điều chỉnh tính âm hướng của quan hệ FSTS–hiệu quả trong bối cảnh cấu trúc SIDS. Sự tinh tế này — các năng lực giúp mức, không phải độ dốc — có thể là một hướng nghiên cứu SIDS trong tương lai có tiềm năng.</w:t>
       </w:r>
     </w:p>
     <w:bookmarkEnd w:id="45"/>
@@ -3159,7 +3159,7 @@
         <w:t xml:space="preserve"> </w:t>
       </w:r>
       <w:r>
-        <w:t xml:space="preserve">vượt ra ngoài văn liệu SME sang lĩnh vực kết quả hiệu quả, cung cấp một cấu trúc có định nghĩa lý thuyết và cơ sở thực nghiệm (FIP) mà nghiên cứu trong tương lai có thể xây dựng trên.</w:t>
+        <w:t xml:space="preserve">vượt ra ngoài các nghiên cứu SME sang lĩnh vực kết quả hiệu quả, cung cấp một cấu trúc có định nghĩa lý thuyết và cơ sở thực nghiệm (FIP) mà nghiên cứu trong tương lai có thể xây dựng trên.</w:t>
       </w:r>
     </w:p>
     <w:p>

--- a/dist/downloads/manuscripts_vi/p8_pacific_sids_vi.docx
+++ b/dist/downloads/manuscripts_vi/p8_pacific_sids_vi.docx
@@ -6631,7 +6631,7 @@
     <w:name w:val="Normal"/>
     <w:qFormat/>
     <w:pPr>
-      <w:spacing w:line="360" w:lineRule="auto"/>
+      <w:spacing w:line="288" w:lineRule="auto"/>
       <w:jc w:val="both"/>
     </w:pPr>
     <w:rPr>
@@ -6645,7 +6645,7 @@
     <w:basedOn w:val="Normal"/>
     <w:link w:val="BodyTextChar"/>
     <w:pPr>
-      <w:spacing w:after="180" w:before="180" w:line="360" w:lineRule="auto"/>
+      <w:spacing w:after="180" w:before="180" w:line="288" w:lineRule="auto"/>
       <w:jc w:val="both"/>
     </w:pPr>
     <w:qFormat/>
@@ -6661,7 +6661,7 @@
     <w:next w:val="BodyText"/>
     <w:qFormat/>
     <w:pPr>
-      <w:spacing w:line="360" w:lineRule="auto"/>
+      <w:spacing w:line="288" w:lineRule="auto"/>
       <w:jc w:val="both"/>
     </w:pPr>
     <w:rPr>
@@ -6675,7 +6675,7 @@
     <w:basedOn w:val="BodyText"/>
     <w:qFormat/>
     <w:pPr>
-      <w:spacing w:after="36" w:before="36" w:line="360" w:lineRule="auto"/>
+      <w:spacing w:after="36" w:before="36" w:line="288" w:lineRule="auto"/>
       <w:jc w:val="both"/>
     </w:pPr>
     <w:rPr>
@@ -6692,7 +6692,7 @@
     <w:pPr>
       <w:keepNext/>
       <w:keepLines/>
-      <w:spacing w:after="240" w:before="480" w:line="360" w:lineRule="auto"/>
+      <w:spacing w:after="240" w:before="480" w:line="288" w:lineRule="auto"/>
       <w:jc w:val="both"/>
     </w:pPr>
     <w:rPr>
@@ -6712,7 +6712,7 @@
     <w:pPr>
       <w:keepNext/>
       <w:keepLines/>
-      <w:spacing w:after="240" w:before="240" w:line="360" w:lineRule="auto"/>
+      <w:spacing w:after="240" w:before="240" w:line="288" w:lineRule="auto"/>
       <w:jc w:val="both"/>
     </w:pPr>
     <w:rPr>
@@ -6729,7 +6729,7 @@
     <w:pPr>
       <w:keepNext/>
       <w:keepLines/>
-      <w:spacing w:line="360" w:lineRule="auto"/>
+      <w:spacing w:line="288" w:lineRule="auto"/>
       <w:jc w:val="both"/>
     </w:pPr>
     <w:rPr>
@@ -6745,7 +6745,7 @@
     <w:pPr>
       <w:keepNext/>
       <w:keepLines/>
-      <w:spacing w:line="360" w:lineRule="auto"/>
+      <w:spacing w:line="288" w:lineRule="auto"/>
       <w:jc w:val="both"/>
     </w:pPr>
     <w:rPr>
@@ -6763,7 +6763,7 @@
       <w:keepNext/>
       <w:keepLines/>
       <w:jc w:val="both"/>
-      <w:spacing w:after="0" w:before="300" w:line="360" w:lineRule="auto"/>
+      <w:spacing w:after="0" w:before="300" w:line="288" w:lineRule="auto"/>
     </w:pPr>
     <w:rPr>
       <w:color w:val="000000"/>
@@ -6781,7 +6781,7 @@
     <w:pPr>
       <w:keepNext/>
       <w:keepLines/>
-      <w:spacing w:after="300" w:before="100" w:line="360" w:lineRule="auto"/>
+      <w:spacing w:after="300" w:before="100" w:line="288" w:lineRule="auto"/>
       <w:jc w:val="both"/>
     </w:pPr>
     <w:rPr>
@@ -6797,7 +6797,7 @@
     <w:next w:val="Bibliography"/>
     <w:qFormat/>
     <w:pPr>
-      <w:spacing w:line="360" w:lineRule="auto"/>
+      <w:spacing w:line="288" w:lineRule="auto"/>
       <w:jc w:val="both"/>
     </w:pPr>
     <w:rPr>
@@ -6815,7 +6815,7 @@
     <w:pPr>
       <w:keepNext/>
       <w:keepLines/>
-      <w:spacing w:after="0" w:before="480" w:line="360" w:lineRule="auto"/>
+      <w:spacing w:after="0" w:before="480" w:line="288" w:lineRule="auto"/>
       <w:jc w:val="both"/>
       <w:outlineLvl w:val="0"/>
     </w:pPr>
@@ -6838,7 +6838,7 @@
     <w:pPr>
       <w:keepNext/>
       <w:keepLines/>
-      <w:spacing w:after="0" w:before="200" w:line="360" w:lineRule="auto"/>
+      <w:spacing w:after="0" w:before="200" w:line="288" w:lineRule="auto"/>
       <w:jc w:val="both"/>
       <w:outlineLvl w:val="1"/>
     </w:pPr>
@@ -6861,7 +6861,7 @@
     <w:pPr>
       <w:keepNext/>
       <w:keepLines/>
-      <w:spacing w:after="0" w:before="200" w:line="360" w:lineRule="auto"/>
+      <w:spacing w:after="0" w:before="200" w:line="288" w:lineRule="auto"/>
       <w:jc w:val="both"/>
       <w:outlineLvl w:val="2"/>
     </w:pPr>
@@ -6884,7 +6884,7 @@
     <w:pPr>
       <w:keepNext/>
       <w:keepLines/>
-      <w:spacing w:after="0" w:before="200" w:line="360" w:lineRule="auto"/>
+      <w:spacing w:after="0" w:before="200" w:line="288" w:lineRule="auto"/>
       <w:jc w:val="both"/>
       <w:outlineLvl w:val="3"/>
     </w:pPr>
@@ -6907,7 +6907,7 @@
     <w:pPr>
       <w:keepNext/>
       <w:keepLines/>
-      <w:spacing w:after="0" w:before="200" w:line="360" w:lineRule="auto"/>
+      <w:spacing w:after="0" w:before="200" w:line="288" w:lineRule="auto"/>
       <w:jc w:val="both"/>
       <w:outlineLvl w:val="4"/>
     </w:pPr>
@@ -6929,7 +6929,7 @@
     <w:pPr>
       <w:keepNext/>
       <w:keepLines/>
-      <w:spacing w:after="0" w:before="200" w:line="360" w:lineRule="auto"/>
+      <w:spacing w:after="0" w:before="200" w:line="288" w:lineRule="auto"/>
       <w:jc w:val="both"/>
       <w:outlineLvl w:val="5"/>
     </w:pPr>
@@ -6950,7 +6950,7 @@
     <w:pPr>
       <w:keepNext/>
       <w:keepLines/>
-      <w:spacing w:after="0" w:before="200" w:line="360" w:lineRule="auto"/>
+      <w:spacing w:after="0" w:before="200" w:line="288" w:lineRule="auto"/>
       <w:jc w:val="both"/>
       <w:outlineLvl w:val="6"/>
     </w:pPr>
@@ -6971,7 +6971,7 @@
     <w:pPr>
       <w:keepNext/>
       <w:keepLines/>
-      <w:spacing w:after="0" w:before="200" w:line="360" w:lineRule="auto"/>
+      <w:spacing w:after="0" w:before="200" w:line="288" w:lineRule="auto"/>
       <w:jc w:val="both"/>
       <w:outlineLvl w:val="7"/>
     </w:pPr>
@@ -6992,7 +6992,7 @@
     <w:pPr>
       <w:keepNext/>
       <w:keepLines/>
-      <w:spacing w:after="0" w:before="200" w:line="360" w:lineRule="auto"/>
+      <w:spacing w:after="0" w:before="200" w:line="288" w:lineRule="auto"/>
       <w:jc w:val="both"/>
       <w:outlineLvl w:val="8"/>
     </w:pPr>
@@ -7011,7 +7011,7 @@
     <w:unhideWhenUsed/>
     <w:qFormat/>
     <w:pPr>
-      <w:spacing w:after="100" w:before="100" w:line="360" w:lineRule="auto"/>
+      <w:spacing w:after="100" w:before="100" w:line="288" w:lineRule="auto"/>
       <w:ind w:firstLine="0" w:left="480" w:right="480"/>
       <w:jc w:val="both"/>
     </w:pPr>
@@ -7029,7 +7029,7 @@
     <w:unhideWhenUsed/>
     <w:qFormat/>
     <w:pPr>
-      <w:spacing w:line="360" w:lineRule="auto"/>
+      <w:spacing w:line="288" w:lineRule="auto"/>
       <w:jc w:val="both"/>
     </w:pPr>
     <w:rPr>
@@ -7055,7 +7055,7 @@
     <w:unhideWhenUsed/>
     <w:qFormat/>
     <w:pPr>
-      <w:spacing w:line="360" w:lineRule="auto"/>
+      <w:spacing w:line="288" w:lineRule="auto"/>
       <w:jc w:val="both"/>
     </w:pPr>
     <w:rPr>
@@ -7095,7 +7095,7 @@
     <w:pPr>
       <w:keepNext/>
       <w:keepLines/>
-      <w:spacing w:after="0" w:line="360" w:lineRule="auto"/>
+      <w:spacing w:after="0" w:line="288" w:lineRule="auto"/>
       <w:jc w:val="both"/>
     </w:pPr>
     <w:rPr>
@@ -7109,7 +7109,7 @@
     <w:name w:val="Definition"/>
     <w:basedOn w:val="Normal"/>
     <w:pPr>
-      <w:spacing w:line="360" w:lineRule="auto"/>
+      <w:spacing w:line="288" w:lineRule="auto"/>
       <w:jc w:val="both"/>
     </w:pPr>
     <w:rPr>
@@ -7123,7 +7123,7 @@
     <w:basedOn w:val="Normal"/>
     <w:link w:val="BodyTextChar"/>
     <w:pPr>
-      <w:spacing w:after="120" w:before="0" w:line="360" w:lineRule="auto"/>
+      <w:spacing w:after="120" w:before="0" w:line="288" w:lineRule="auto"/>
       <w:jc w:val="both"/>
     </w:pPr>
     <w:rPr>
@@ -7138,7 +7138,7 @@
     <w:basedOn w:val="Caption"/>
     <w:pPr>
       <w:keepNext/>
-      <w:spacing w:line="360" w:lineRule="auto"/>
+      <w:spacing w:line="288" w:lineRule="auto"/>
       <w:jc w:val="both"/>
     </w:pPr>
     <w:rPr>
@@ -7151,7 +7151,7 @@
     <w:name w:val="Image Caption"/>
     <w:basedOn w:val="Caption"/>
     <w:pPr>
-      <w:spacing w:line="360" w:lineRule="auto"/>
+      <w:spacing w:line="288" w:lineRule="auto"/>
       <w:jc w:val="both"/>
     </w:pPr>
     <w:rPr>
@@ -7164,7 +7164,7 @@
     <w:name w:val="Figure"/>
     <w:basedOn w:val="Normal"/>
     <w:pPr>
-      <w:spacing w:line="360" w:lineRule="auto"/>
+      <w:spacing w:line="288" w:lineRule="auto"/>
       <w:jc w:val="both"/>
     </w:pPr>
     <w:rPr>
@@ -7178,7 +7178,7 @@
     <w:basedOn w:val="Figure"/>
     <w:pPr>
       <w:keepNext/>
-      <w:spacing w:line="360" w:lineRule="auto"/>
+      <w:spacing w:line="288" w:lineRule="auto"/>
       <w:jc w:val="both"/>
     </w:pPr>
     <w:rPr>
@@ -7242,7 +7242,7 @@
     <w:unhideWhenUsed/>
     <w:qFormat/>
     <w:pPr>
-      <w:spacing w:before="240" w:line="360" w:lineRule="auto"/>
+      <w:spacing w:before="240" w:line="288" w:lineRule="auto"/>
       <w:jc w:val="both"/>
       <w:outlineLvl w:val="9"/>
     </w:pPr>

--- a/dist/downloads/manuscripts_vi/p8_pacific_sids_vi.docx
+++ b/dist/downloads/manuscripts_vi/p8_pacific_sids_vi.docx
@@ -788,7 +788,39 @@
         <w:pStyle w:val="BodyText"/>
       </w:pPr>
       <w:r>
-        <w:t xml:space="preserve">Trong bối cảnh FIP, cơ chế điều tiết này có thể bị suy giảm. Nếu quan hệ I-P âm xuất phát từ các điều kiện cấu trúc (thị trường nội địa không khả thi, chi phí thương mại cực cao, khoảng trống thể chế) thay vì từ sự phức tạp tổ chức, thì các năng lực cấp doanh nghiệp giải quyết sự phức tạp tổ chức sẽ không chuyển hướng quan hệ này. Một doanh nghiệp SIDS với năng lực công nghệ vượt trội vẫn phải đối mặt với mức khuếch đại chi phí thương mại 30–210%; một doanh nghiệp SIDS có trang web vẫn phải đối mặt với sự vắng mặt của các trung gian tài chính có chức năng cho tài trợ thương mại. Cơ chế cấu trúc tạo ra FIP hoạt động ở mức độ mà các năng lực cấp doanh nghiệp không thể dễ dàng bù đắp.</w:t>
+        <w:t xml:space="preserve">Trong bối cảnh FIP, cơ chế điều tiết này có thể bị suy giảm. Nếu quan hệ I-P âm xuất phát từ các điều kiện cấu trúc (thị trường nội địa không khả thi, chi phí thương mại cực cao, khoảng trống thể chế) thay vì từ sự phức tạp tổ chức, thì các năng lực cấp doanh nghiệp giải quyết sự phức tạp tổ chức sẽ không chuyển hướng quan hệ này. Một doanh nghiệp SIDS với năng lực công nghệ vượt trội vẫn phải đối mặt với mức khuếch đại chi phí thương mại 30–210%; một doanh nghiệp SIDS có trang web vẫn phải đối mặt với sự vắng mặt của các trung gian tài chính có chức năng cho tài trợ thương mại. Cơ chế cấu trúc tạo ra FIP hoạt động ở mức độ mà các năng lực cấp doanh nghiệp không thể dễ dàng bù đắp. Hai nhãn lý thuyết làm rõ điều này. Thứ nhất, độ dốc âm là một</w:t>
+      </w:r>
+      <w:r>
+        <w:t xml:space="preserve"> </w:t>
+      </w:r>
+      <w:r>
+        <w:rPr>
+          <w:bCs/>
+          <w:b/>
+        </w:rPr>
+        <w:t xml:space="preserve">thuế trừng phạt của sự cô lập (isolation penalty)</w:t>
+      </w:r>
+      <w:r>
+        <w:t xml:space="preserve"> </w:t>
+      </w:r>
+      <w:r>
+        <w:t xml:space="preserve">— một dạng chi phí giao dịch do cô lập địa lý (transaction cost of isolation) áp lên mọi giao dịch xuyên biên giới (mức khuếch đại chi phí thương mại 30–210%), mà doanh nghiệp buộc phải xuất khẩu phải gánh chịu vĩnh viễn chứ không thể khấu hao đi. Thứ hai, lá chắn số chỉ phát huy tác dụng khi có một hạ tầng thanh toán và logistics tối thiểu để vận hành; trong điều kiện</w:t>
+      </w:r>
+      <w:r>
+        <w:t xml:space="preserve"> </w:t>
+      </w:r>
+      <w:r>
+        <w:rPr>
+          <w:bCs/>
+          <w:b/>
+        </w:rPr>
+        <w:t xml:space="preserve">khoảng trống thể chế cực hạn (extreme institutional void)</w:t>
+      </w:r>
+      <w:r>
+        <w:t xml:space="preserve"> </w:t>
+      </w:r>
+      <w:r>
+        <w:t xml:space="preserve">đặc trưng của SIDS, hạ tầng ấy gần như vắng mặt, nên năng lực số không thể thay thế cho thể chế và hạ tầng vật lý còn thiếu.</w:t>
       </w:r>
     </w:p>
     <w:p>
@@ -4022,55 +4054,55 @@
               <w:jc w:val="left"/>
             </w:pPr>
             <w:r>
-              <w:t xml:space="preserve">—</w:t>
-            </w:r>
-          </w:p>
-        </w:tc>
-        <w:tc>
-          <w:tcPr/>
-          <w:p>
-            <w:pPr>
-              <w:pStyle w:val="Compact"/>
-              <w:jc w:val="left"/>
-            </w:pPr>
-            <w:r>
-              <w:t xml:space="preserve">—</w:t>
-            </w:r>
-          </w:p>
-        </w:tc>
-        <w:tc>
-          <w:tcPr/>
-          <w:p>
-            <w:pPr>
-              <w:pStyle w:val="Compact"/>
-              <w:jc w:val="left"/>
-            </w:pPr>
-            <w:r>
-              <w:t xml:space="preserve">—</w:t>
-            </w:r>
-          </w:p>
-        </w:tc>
-        <w:tc>
-          <w:tcPr/>
-          <w:p>
-            <w:pPr>
-              <w:pStyle w:val="Compact"/>
-              <w:jc w:val="left"/>
-            </w:pPr>
-            <w:r>
-              <w:t xml:space="preserve">—</w:t>
-            </w:r>
-          </w:p>
-        </w:tc>
-        <w:tc>
-          <w:tcPr/>
-          <w:p>
-            <w:pPr>
-              <w:pStyle w:val="Compact"/>
-              <w:jc w:val="left"/>
-            </w:pPr>
-            <w:r>
-              <w:t xml:space="preserve">—</w:t>
+              <w:t xml:space="preserve">165</w:t>
+            </w:r>
+          </w:p>
+        </w:tc>
+        <w:tc>
+          <w:tcPr/>
+          <w:p>
+            <w:pPr>
+              <w:pStyle w:val="Compact"/>
+              <w:jc w:val="left"/>
+            </w:pPr>
+            <w:r>
+              <w:t xml:space="preserve">46</w:t>
+            </w:r>
+          </w:p>
+        </w:tc>
+        <w:tc>
+          <w:tcPr/>
+          <w:p>
+            <w:pPr>
+              <w:pStyle w:val="Compact"/>
+              <w:jc w:val="left"/>
+            </w:pPr>
+            <w:r>
+              <w:t xml:space="preserve">27,9%</w:t>
+            </w:r>
+          </w:p>
+        </w:tc>
+        <w:tc>
+          <w:tcPr/>
+          <w:p>
+            <w:pPr>
+              <w:pStyle w:val="Compact"/>
+              <w:jc w:val="left"/>
+            </w:pPr>
+            <w:r>
+              <w:t xml:space="preserve">0,109</w:t>
+            </w:r>
+          </w:p>
+        </w:tc>
+        <w:tc>
+          <w:tcPr/>
+          <w:p>
+            <w:pPr>
+              <w:pStyle w:val="Compact"/>
+              <w:jc w:val="left"/>
+            </w:pPr>
+            <w:r>
+              <w:t xml:space="preserve">2009–2025</w:t>
             </w:r>
           </w:p>
         </w:tc>
@@ -4096,55 +4128,55 @@
               <w:jc w:val="left"/>
             </w:pPr>
             <w:r>
-              <w:t xml:space="preserve">—</w:t>
-            </w:r>
-          </w:p>
-        </w:tc>
-        <w:tc>
-          <w:tcPr/>
-          <w:p>
-            <w:pPr>
-              <w:pStyle w:val="Compact"/>
-              <w:jc w:val="left"/>
-            </w:pPr>
-            <w:r>
-              <w:t xml:space="preserve">—</w:t>
-            </w:r>
-          </w:p>
-        </w:tc>
-        <w:tc>
-          <w:tcPr/>
-          <w:p>
-            <w:pPr>
-              <w:pStyle w:val="Compact"/>
-              <w:jc w:val="left"/>
-            </w:pPr>
-            <w:r>
-              <w:t xml:space="preserve">—</w:t>
-            </w:r>
-          </w:p>
-        </w:tc>
-        <w:tc>
-          <w:tcPr/>
-          <w:p>
-            <w:pPr>
-              <w:pStyle w:val="Compact"/>
-              <w:jc w:val="left"/>
-            </w:pPr>
-            <w:r>
-              <w:t xml:space="preserve">—</w:t>
-            </w:r>
-          </w:p>
-        </w:tc>
-        <w:tc>
-          <w:tcPr/>
-          <w:p>
-            <w:pPr>
-              <w:pStyle w:val="Compact"/>
-              <w:jc w:val="left"/>
-            </w:pPr>
-            <w:r>
-              <w:t xml:space="preserve">—</w:t>
+              <w:t xml:space="preserve">114</w:t>
+            </w:r>
+          </w:p>
+        </w:tc>
+        <w:tc>
+          <w:tcPr/>
+          <w:p>
+            <w:pPr>
+              <w:pStyle w:val="Compact"/>
+              <w:jc w:val="left"/>
+            </w:pPr>
+            <w:r>
+              <w:t xml:space="preserve">3</w:t>
+            </w:r>
+          </w:p>
+        </w:tc>
+        <w:tc>
+          <w:tcPr/>
+          <w:p>
+            <w:pPr>
+              <w:pStyle w:val="Compact"/>
+              <w:jc w:val="left"/>
+            </w:pPr>
+            <w:r>
+              <w:t xml:space="preserve">2,6%</w:t>
+            </w:r>
+          </w:p>
+        </w:tc>
+        <w:tc>
+          <w:tcPr/>
+          <w:p>
+            <w:pPr>
+              <w:pStyle w:val="Compact"/>
+              <w:jc w:val="left"/>
+            </w:pPr>
+            <w:r>
+              <w:t xml:space="preserve">0,011</w:t>
+            </w:r>
+          </w:p>
+        </w:tc>
+        <w:tc>
+          <w:tcPr/>
+          <w:p>
+            <w:pPr>
+              <w:pStyle w:val="Compact"/>
+              <w:jc w:val="left"/>
+            </w:pPr>
+            <w:r>
+              <w:t xml:space="preserve">2025</w:t>
             </w:r>
           </w:p>
         </w:tc>
@@ -4170,55 +4202,55 @@
               <w:jc w:val="left"/>
             </w:pPr>
             <w:r>
-              <w:t xml:space="preserve">—</w:t>
-            </w:r>
-          </w:p>
-        </w:tc>
-        <w:tc>
-          <w:tcPr/>
-          <w:p>
-            <w:pPr>
-              <w:pStyle w:val="Compact"/>
-              <w:jc w:val="left"/>
-            </w:pPr>
-            <w:r>
-              <w:t xml:space="preserve">—</w:t>
-            </w:r>
-          </w:p>
-        </w:tc>
-        <w:tc>
-          <w:tcPr/>
-          <w:p>
-            <w:pPr>
-              <w:pStyle w:val="Compact"/>
-              <w:jc w:val="left"/>
-            </w:pPr>
-            <w:r>
-              <w:t xml:space="preserve">—</w:t>
-            </w:r>
-          </w:p>
-        </w:tc>
-        <w:tc>
-          <w:tcPr/>
-          <w:p>
-            <w:pPr>
-              <w:pStyle w:val="Compact"/>
-              <w:jc w:val="left"/>
-            </w:pPr>
-            <w:r>
-              <w:t xml:space="preserve">—</w:t>
-            </w:r>
-          </w:p>
-        </w:tc>
-        <w:tc>
-          <w:tcPr/>
-          <w:p>
-            <w:pPr>
-              <w:pStyle w:val="Compact"/>
-              <w:jc w:val="left"/>
-            </w:pPr>
-            <w:r>
-              <w:t xml:space="preserve">—</w:t>
+              <w:t xml:space="preserve">141</w:t>
+            </w:r>
+          </w:p>
+        </w:tc>
+        <w:tc>
+          <w:tcPr/>
+          <w:p>
+            <w:pPr>
+              <w:pStyle w:val="Compact"/>
+              <w:jc w:val="left"/>
+            </w:pPr>
+            <w:r>
+              <w:t xml:space="preserve">20</w:t>
+            </w:r>
+          </w:p>
+        </w:tc>
+        <w:tc>
+          <w:tcPr/>
+          <w:p>
+            <w:pPr>
+              <w:pStyle w:val="Compact"/>
+              <w:jc w:val="left"/>
+            </w:pPr>
+            <w:r>
+              <w:t xml:space="preserve">14,2%</w:t>
+            </w:r>
+          </w:p>
+        </w:tc>
+        <w:tc>
+          <w:tcPr/>
+          <w:p>
+            <w:pPr>
+              <w:pStyle w:val="Compact"/>
+              <w:jc w:val="left"/>
+            </w:pPr>
+            <w:r>
+              <w:t xml:space="preserve">0,028</w:t>
+            </w:r>
+          </w:p>
+        </w:tc>
+        <w:tc>
+          <w:tcPr/>
+          <w:p>
+            <w:pPr>
+              <w:pStyle w:val="Compact"/>
+              <w:jc w:val="left"/>
+            </w:pPr>
+            <w:r>
+              <w:t xml:space="preserve">2015–2024</w:t>
             </w:r>
           </w:p>
         </w:tc>
@@ -4244,55 +4276,55 @@
               <w:jc w:val="left"/>
             </w:pPr>
             <w:r>
-              <w:t xml:space="preserve">—</w:t>
-            </w:r>
-          </w:p>
-        </w:tc>
-        <w:tc>
-          <w:tcPr/>
-          <w:p>
-            <w:pPr>
-              <w:pStyle w:val="Compact"/>
-              <w:jc w:val="left"/>
-            </w:pPr>
-            <w:r>
-              <w:t xml:space="preserve">—</w:t>
-            </w:r>
-          </w:p>
-        </w:tc>
-        <w:tc>
-          <w:tcPr/>
-          <w:p>
-            <w:pPr>
-              <w:pStyle w:val="Compact"/>
-              <w:jc w:val="left"/>
-            </w:pPr>
-            <w:r>
-              <w:t xml:space="preserve">—</w:t>
-            </w:r>
-          </w:p>
-        </w:tc>
-        <w:tc>
-          <w:tcPr/>
-          <w:p>
-            <w:pPr>
-              <w:pStyle w:val="Compact"/>
-              <w:jc w:val="left"/>
-            </w:pPr>
-            <w:r>
-              <w:t xml:space="preserve">—</w:t>
-            </w:r>
-          </w:p>
-        </w:tc>
-        <w:tc>
-          <w:tcPr/>
-          <w:p>
-            <w:pPr>
-              <w:pStyle w:val="Compact"/>
-              <w:jc w:val="left"/>
-            </w:pPr>
-            <w:r>
-              <w:t xml:space="preserve">—</w:t>
+              <w:t xml:space="preserve">131</w:t>
+            </w:r>
+          </w:p>
+        </w:tc>
+        <w:tc>
+          <w:tcPr/>
+          <w:p>
+            <w:pPr>
+              <w:pStyle w:val="Compact"/>
+              <w:jc w:val="left"/>
+            </w:pPr>
+            <w:r>
+              <w:t xml:space="preserve">24</w:t>
+            </w:r>
+          </w:p>
+        </w:tc>
+        <w:tc>
+          <w:tcPr/>
+          <w:p>
+            <w:pPr>
+              <w:pStyle w:val="Compact"/>
+              <w:jc w:val="left"/>
+            </w:pPr>
+            <w:r>
+              <w:t xml:space="preserve">18,3%</w:t>
+            </w:r>
+          </w:p>
+        </w:tc>
+        <w:tc>
+          <w:tcPr/>
+          <w:p>
+            <w:pPr>
+              <w:pStyle w:val="Compact"/>
+              <w:jc w:val="left"/>
+            </w:pPr>
+            <w:r>
+              <w:t xml:space="preserve">0,051</w:t>
+            </w:r>
+          </w:p>
+        </w:tc>
+        <w:tc>
+          <w:tcPr/>
+          <w:p>
+            <w:pPr>
+              <w:pStyle w:val="Compact"/>
+              <w:jc w:val="left"/>
+            </w:pPr>
+            <w:r>
+              <w:t xml:space="preserve">2023</w:t>
             </w:r>
           </w:p>
         </w:tc>
@@ -4318,55 +4350,55 @@
               <w:jc w:val="left"/>
             </w:pPr>
             <w:r>
-              <w:t xml:space="preserve">—</w:t>
-            </w:r>
-          </w:p>
-        </w:tc>
-        <w:tc>
-          <w:tcPr/>
-          <w:p>
-            <w:pPr>
-              <w:pStyle w:val="Compact"/>
-              <w:jc w:val="left"/>
-            </w:pPr>
-            <w:r>
-              <w:t xml:space="preserve">—</w:t>
-            </w:r>
-          </w:p>
-        </w:tc>
-        <w:tc>
-          <w:tcPr/>
-          <w:p>
-            <w:pPr>
-              <w:pStyle w:val="Compact"/>
-              <w:jc w:val="left"/>
-            </w:pPr>
-            <w:r>
-              <w:t xml:space="preserve">—</w:t>
-            </w:r>
-          </w:p>
-        </w:tc>
-        <w:tc>
-          <w:tcPr/>
-          <w:p>
-            <w:pPr>
-              <w:pStyle w:val="Compact"/>
-              <w:jc w:val="left"/>
-            </w:pPr>
-            <w:r>
-              <w:t xml:space="preserve">—</w:t>
-            </w:r>
-          </w:p>
-        </w:tc>
-        <w:tc>
-          <w:tcPr/>
-          <w:p>
-            <w:pPr>
-              <w:pStyle w:val="Compact"/>
-              <w:jc w:val="left"/>
-            </w:pPr>
-            <w:r>
-              <w:t xml:space="preserve">—</w:t>
+              <w:t xml:space="preserve">107</w:t>
+            </w:r>
+          </w:p>
+        </w:tc>
+        <w:tc>
+          <w:tcPr/>
+          <w:p>
+            <w:pPr>
+              <w:pStyle w:val="Compact"/>
+              <w:jc w:val="left"/>
+            </w:pPr>
+            <w:r>
+              <w:t xml:space="preserve">10</w:t>
+            </w:r>
+          </w:p>
+        </w:tc>
+        <w:tc>
+          <w:tcPr/>
+          <w:p>
+            <w:pPr>
+              <w:pStyle w:val="Compact"/>
+              <w:jc w:val="left"/>
+            </w:pPr>
+            <w:r>
+              <w:t xml:space="preserve">9,3%</w:t>
+            </w:r>
+          </w:p>
+        </w:tc>
+        <w:tc>
+          <w:tcPr/>
+          <w:p>
+            <w:pPr>
+              <w:pStyle w:val="Compact"/>
+              <w:jc w:val="left"/>
+            </w:pPr>
+            <w:r>
+              <w:t xml:space="preserve">0,040</w:t>
+            </w:r>
+          </w:p>
+        </w:tc>
+        <w:tc>
+          <w:tcPr/>
+          <w:p>
+            <w:pPr>
+              <w:pStyle w:val="Compact"/>
+              <w:jc w:val="left"/>
+            </w:pPr>
+            <w:r>
+              <w:t xml:space="preserve">2025</w:t>
             </w:r>
           </w:p>
         </w:tc>
@@ -4392,55 +4424,55 @@
               <w:jc w:val="left"/>
             </w:pPr>
             <w:r>
-              <w:t xml:space="preserve">—</w:t>
-            </w:r>
-          </w:p>
-        </w:tc>
-        <w:tc>
-          <w:tcPr/>
-          <w:p>
-            <w:pPr>
-              <w:pStyle w:val="Compact"/>
-              <w:jc w:val="left"/>
-            </w:pPr>
-            <w:r>
-              <w:t xml:space="preserve">—</w:t>
-            </w:r>
-          </w:p>
-        </w:tc>
-        <w:tc>
-          <w:tcPr/>
-          <w:p>
-            <w:pPr>
-              <w:pStyle w:val="Compact"/>
-              <w:jc w:val="left"/>
-            </w:pPr>
-            <w:r>
-              <w:t xml:space="preserve">—</w:t>
-            </w:r>
-          </w:p>
-        </w:tc>
-        <w:tc>
-          <w:tcPr/>
-          <w:p>
-            <w:pPr>
-              <w:pStyle w:val="Compact"/>
-              <w:jc w:val="left"/>
-            </w:pPr>
-            <w:r>
-              <w:t xml:space="preserve">—</w:t>
-            </w:r>
-          </w:p>
-        </w:tc>
-        <w:tc>
-          <w:tcPr/>
-          <w:p>
-            <w:pPr>
-              <w:pStyle w:val="Compact"/>
-              <w:jc w:val="left"/>
-            </w:pPr>
-            <w:r>
-              <w:t xml:space="preserve">—</w:t>
+              <w:t xml:space="preserve">393</w:t>
+            </w:r>
+          </w:p>
+        </w:tc>
+        <w:tc>
+          <w:tcPr/>
+          <w:p>
+            <w:pPr>
+              <w:pStyle w:val="Compact"/>
+              <w:jc w:val="left"/>
+            </w:pPr>
+            <w:r>
+              <w:t xml:space="preserve">53</w:t>
+            </w:r>
+          </w:p>
+        </w:tc>
+        <w:tc>
+          <w:tcPr/>
+          <w:p>
+            <w:pPr>
+              <w:pStyle w:val="Compact"/>
+              <w:jc w:val="left"/>
+            </w:pPr>
+            <w:r>
+              <w:t xml:space="preserve">13,5%</w:t>
+            </w:r>
+          </w:p>
+        </w:tc>
+        <w:tc>
+          <w:tcPr/>
+          <w:p>
+            <w:pPr>
+              <w:pStyle w:val="Compact"/>
+              <w:jc w:val="left"/>
+            </w:pPr>
+            <w:r>
+              <w:t xml:space="preserve">0,104</w:t>
+            </w:r>
+          </w:p>
+        </w:tc>
+        <w:tc>
+          <w:tcPr/>
+          <w:p>
+            <w:pPr>
+              <w:pStyle w:val="Compact"/>
+              <w:jc w:val="left"/>
+            </w:pPr>
+            <w:r>
+              <w:t xml:space="preserve">2009–2021</w:t>
             </w:r>
           </w:p>
         </w:tc>
@@ -4466,55 +4498,55 @@
               <w:jc w:val="left"/>
             </w:pPr>
             <w:r>
-              <w:t xml:space="preserve">—</w:t>
-            </w:r>
-          </w:p>
-        </w:tc>
-        <w:tc>
-          <w:tcPr/>
-          <w:p>
-            <w:pPr>
-              <w:pStyle w:val="Compact"/>
-              <w:jc w:val="left"/>
-            </w:pPr>
-            <w:r>
-              <w:t xml:space="preserve">—</w:t>
-            </w:r>
-          </w:p>
-        </w:tc>
-        <w:tc>
-          <w:tcPr/>
-          <w:p>
-            <w:pPr>
-              <w:pStyle w:val="Compact"/>
-              <w:jc w:val="left"/>
-            </w:pPr>
-            <w:r>
-              <w:t xml:space="preserve">—</w:t>
-            </w:r>
-          </w:p>
-        </w:tc>
-        <w:tc>
-          <w:tcPr/>
-          <w:p>
-            <w:pPr>
-              <w:pStyle w:val="Compact"/>
-              <w:jc w:val="left"/>
-            </w:pPr>
-            <w:r>
-              <w:t xml:space="preserve">—</w:t>
-            </w:r>
-          </w:p>
-        </w:tc>
-        <w:tc>
-          <w:tcPr/>
-          <w:p>
-            <w:pPr>
-              <w:pStyle w:val="Compact"/>
-              <w:jc w:val="left"/>
-            </w:pPr>
-            <w:r>
-              <w:t xml:space="preserve">—</w:t>
+              <w:t xml:space="preserve">144</w:t>
+            </w:r>
+          </w:p>
+        </w:tc>
+        <w:tc>
+          <w:tcPr/>
+          <w:p>
+            <w:pPr>
+              <w:pStyle w:val="Compact"/>
+              <w:jc w:val="left"/>
+            </w:pPr>
+            <w:r>
+              <w:t xml:space="preserve">13</w:t>
+            </w:r>
+          </w:p>
+        </w:tc>
+        <w:tc>
+          <w:tcPr/>
+          <w:p>
+            <w:pPr>
+              <w:pStyle w:val="Compact"/>
+              <w:jc w:val="left"/>
+            </w:pPr>
+            <w:r>
+              <w:t xml:space="preserve">9,0%</w:t>
+            </w:r>
+          </w:p>
+        </w:tc>
+        <w:tc>
+          <w:tcPr/>
+          <w:p>
+            <w:pPr>
+              <w:pStyle w:val="Compact"/>
+              <w:jc w:val="left"/>
+            </w:pPr>
+            <w:r>
+              <w:t xml:space="preserve">0,044</w:t>
+            </w:r>
+          </w:p>
+        </w:tc>
+        <w:tc>
+          <w:tcPr/>
+          <w:p>
+            <w:pPr>
+              <w:pStyle w:val="Compact"/>
+              <w:jc w:val="left"/>
+            </w:pPr>
+            <w:r>
+              <w:t xml:space="preserve">2024</w:t>
             </w:r>
           </w:p>
         </w:tc>
@@ -4540,55 +4572,55 @@
               <w:jc w:val="left"/>
             </w:pPr>
             <w:r>
-              <w:t xml:space="preserve">—</w:t>
-            </w:r>
-          </w:p>
-        </w:tc>
-        <w:tc>
-          <w:tcPr/>
-          <w:p>
-            <w:pPr>
-              <w:pStyle w:val="Compact"/>
-              <w:jc w:val="left"/>
-            </w:pPr>
-            <w:r>
-              <w:t xml:space="preserve">—</w:t>
-            </w:r>
-          </w:p>
-        </w:tc>
-        <w:tc>
-          <w:tcPr/>
-          <w:p>
-            <w:pPr>
-              <w:pStyle w:val="Compact"/>
-              <w:jc w:val="left"/>
-            </w:pPr>
-            <w:r>
-              <w:t xml:space="preserve">—</w:t>
-            </w:r>
-          </w:p>
-        </w:tc>
-        <w:tc>
-          <w:tcPr/>
-          <w:p>
-            <w:pPr>
-              <w:pStyle w:val="Compact"/>
-              <w:jc w:val="left"/>
-            </w:pPr>
-            <w:r>
-              <w:t xml:space="preserve">—</w:t>
-            </w:r>
-          </w:p>
-        </w:tc>
-        <w:tc>
-          <w:tcPr/>
-          <w:p>
-            <w:pPr>
-              <w:pStyle w:val="Compact"/>
-              <w:jc w:val="left"/>
-            </w:pPr>
-            <w:r>
-              <w:t xml:space="preserve">—</w:t>
+              <w:t xml:space="preserve">157</w:t>
+            </w:r>
+          </w:p>
+        </w:tc>
+        <w:tc>
+          <w:tcPr/>
+          <w:p>
+            <w:pPr>
+              <w:pStyle w:val="Compact"/>
+              <w:jc w:val="left"/>
+            </w:pPr>
+            <w:r>
+              <w:t xml:space="preserve">16</w:t>
+            </w:r>
+          </w:p>
+        </w:tc>
+        <w:tc>
+          <w:tcPr/>
+          <w:p>
+            <w:pPr>
+              <w:pStyle w:val="Compact"/>
+              <w:jc w:val="left"/>
+            </w:pPr>
+            <w:r>
+              <w:t xml:space="preserve">10,2%</w:t>
+            </w:r>
+          </w:p>
+        </w:tc>
+        <w:tc>
+          <w:tcPr/>
+          <w:p>
+            <w:pPr>
+              <w:pStyle w:val="Compact"/>
+              <w:jc w:val="left"/>
+            </w:pPr>
+            <w:r>
+              <w:t xml:space="preserve">0,037</w:t>
+            </w:r>
+          </w:p>
+        </w:tc>
+        <w:tc>
+          <w:tcPr/>
+          <w:p>
+            <w:pPr>
+              <w:pStyle w:val="Compact"/>
+              <w:jc w:val="left"/>
+            </w:pPr>
+            <w:r>
+              <w:t xml:space="preserve">2009–2023</w:t>
             </w:r>
           </w:p>
         </w:tc>
@@ -4614,55 +4646,55 @@
               <w:jc w:val="left"/>
             </w:pPr>
             <w:r>
-              <w:t xml:space="preserve">—</w:t>
-            </w:r>
-          </w:p>
-        </w:tc>
-        <w:tc>
-          <w:tcPr/>
-          <w:p>
-            <w:pPr>
-              <w:pStyle w:val="Compact"/>
-              <w:jc w:val="left"/>
-            </w:pPr>
-            <w:r>
-              <w:t xml:space="preserve">—</w:t>
-            </w:r>
-          </w:p>
-        </w:tc>
-        <w:tc>
-          <w:tcPr/>
-          <w:p>
-            <w:pPr>
-              <w:pStyle w:val="Compact"/>
-              <w:jc w:val="left"/>
-            </w:pPr>
-            <w:r>
-              <w:t xml:space="preserve">—</w:t>
-            </w:r>
-          </w:p>
-        </w:tc>
-        <w:tc>
-          <w:tcPr/>
-          <w:p>
-            <w:pPr>
-              <w:pStyle w:val="Compact"/>
-              <w:jc w:val="left"/>
-            </w:pPr>
-            <w:r>
-              <w:t xml:space="preserve">—</w:t>
-            </w:r>
-          </w:p>
-        </w:tc>
-        <w:tc>
-          <w:tcPr/>
-          <w:p>
-            <w:pPr>
-              <w:pStyle w:val="Compact"/>
-              <w:jc w:val="left"/>
-            </w:pPr>
-            <w:r>
-              <w:t xml:space="preserve">—</w:t>
+              <w:t xml:space="preserve">117</w:t>
+            </w:r>
+          </w:p>
+        </w:tc>
+        <w:tc>
+          <w:tcPr/>
+          <w:p>
+            <w:pPr>
+              <w:pStyle w:val="Compact"/>
+              <w:jc w:val="left"/>
+            </w:pPr>
+            <w:r>
+              <w:t xml:space="preserve">2</w:t>
+            </w:r>
+          </w:p>
+        </w:tc>
+        <w:tc>
+          <w:tcPr/>
+          <w:p>
+            <w:pPr>
+              <w:pStyle w:val="Compact"/>
+              <w:jc w:val="left"/>
+            </w:pPr>
+            <w:r>
+              <w:t xml:space="preserve">1,7%</w:t>
+            </w:r>
+          </w:p>
+        </w:tc>
+        <w:tc>
+          <w:tcPr/>
+          <w:p>
+            <w:pPr>
+              <w:pStyle w:val="Compact"/>
+              <w:jc w:val="left"/>
+            </w:pPr>
+            <w:r>
+              <w:t xml:space="preserve">0,011</w:t>
+            </w:r>
+          </w:p>
+        </w:tc>
+        <w:tc>
+          <w:tcPr/>
+          <w:p>
+            <w:pPr>
+              <w:pStyle w:val="Compact"/>
+              <w:jc w:val="left"/>
+            </w:pPr>
+            <w:r>
+              <w:t xml:space="preserve">2025</w:t>
             </w:r>
           </w:p>
         </w:tc>
